--- a/LAB6/11CNPM2_LAB6_1150080125_LeTriAnh.docx
+++ b/LAB6/11CNPM2_LAB6_1150080125_LeTriAnh.docx
@@ -115,14 +115,17 @@
           <w:szCs w:val="26"/>
         </w:rPr>
       </w:pPr>
-      <w:r>
-        <w:rPr>
-          <w:rFonts w:ascii="Times New Roman" w:hAnsi="Times New Roman" w:cs="Times New Roman"/>
-          <w:sz w:val="26"/>
-          <w:szCs w:val="26"/>
-        </w:rPr>
-        <w:t>https://youtu.be/Sx3-VKoZE9c</w:t>
-      </w:r>
+      <w:hyperlink r:id="rId6" w:history="1">
+        <w:r>
+          <w:rPr>
+            <w:rStyle w:val="Hyperlink"/>
+            <w:rFonts w:ascii="Times New Roman" w:hAnsi="Times New Roman" w:cs="Times New Roman"/>
+            <w:sz w:val="26"/>
+            <w:szCs w:val="26"/>
+          </w:rPr>
+          <w:t>https://youtu.be/peAQOZv9VyQ</w:t>
+        </w:r>
+      </w:hyperlink>
     </w:p>
     <w:p>
       <w:pPr>
@@ -153,14 +156,17 @@
           <w:szCs w:val="26"/>
         </w:rPr>
       </w:pPr>
-      <w:r>
-        <w:rPr>
-          <w:rFonts w:ascii="Times New Roman" w:hAnsi="Times New Roman" w:cs="Times New Roman"/>
-          <w:sz w:val="26"/>
-          <w:szCs w:val="26"/>
-        </w:rPr>
-        <w:t>https://github.com/wwwwwwmw/LAB_AT_BMHTTT/tree/main/LAB5</w:t>
-      </w:r>
+      <w:hyperlink r:id="rId7" w:history="1">
+        <w:r>
+          <w:rPr>
+            <w:rStyle w:val="Hyperlink"/>
+            <w:rFonts w:ascii="Times New Roman" w:hAnsi="Times New Roman" w:cs="Times New Roman"/>
+            <w:sz w:val="26"/>
+            <w:szCs w:val="26"/>
+          </w:rPr>
+          <w:t>https://github.com/wwwwwwmw/LAB_AT_BMHTTT/tree/main/LAB6</w:t>
+        </w:r>
+      </w:hyperlink>
     </w:p>
     <w:p>
       <w:pPr>
@@ -1769,7 +1775,7 @@
                     <pic:cNvPicPr/>
                   </pic:nvPicPr>
                   <pic:blipFill>
-                    <a:blip r:embed="rId6"/>
+                    <a:blip r:embed="rId8"/>
                     <a:stretch>
                       <a:fillRect/>
                     </a:stretch>
@@ -3354,7 +3360,7 @@
                     <pic:cNvPicPr/>
                   </pic:nvPicPr>
                   <pic:blipFill>
-                    <a:blip r:embed="rId7"/>
+                    <a:blip r:embed="rId9"/>
                     <a:stretch>
                       <a:fillRect/>
                     </a:stretch>
@@ -3653,7 +3659,6 @@
         <w:t>Base DN: DC=</w:t>
       </w:r>
       <w:proofErr w:type="spellStart"/>
-      <w:proofErr w:type="gramStart"/>
       <w:r>
         <w:rPr>
           <w:rFonts w:ascii="Times New Roman" w:hAnsi="Times New Roman" w:cs="Times New Roman"/>
@@ -3663,7 +3668,6 @@
         <w:t>letrianh,DC</w:t>
       </w:r>
       <w:proofErr w:type="spellEnd"/>
-      <w:proofErr w:type="gramEnd"/>
       <w:r>
         <w:rPr>
           <w:rFonts w:ascii="Times New Roman" w:hAnsi="Times New Roman" w:cs="Times New Roman"/>
@@ -3689,28 +3693,9 @@
           <w:sz w:val="26"/>
           <w:szCs w:val="26"/>
         </w:rPr>
-        <w:t>Authentication Containers: OU=LAB6-</w:t>
-      </w:r>
-      <w:proofErr w:type="gramStart"/>
-      <w:r>
-        <w:rPr>
-          <w:rFonts w:ascii="Times New Roman" w:hAnsi="Times New Roman" w:cs="Times New Roman"/>
-          <w:sz w:val="26"/>
-          <w:szCs w:val="26"/>
-        </w:rPr>
-        <w:t>Users,DC</w:t>
-      </w:r>
-      <w:proofErr w:type="gramEnd"/>
-      <w:r>
-        <w:rPr>
-          <w:rFonts w:ascii="Times New Roman" w:hAnsi="Times New Roman" w:cs="Times New Roman"/>
-          <w:sz w:val="26"/>
-          <w:szCs w:val="26"/>
-        </w:rPr>
-        <w:t>=</w:t>
-      </w:r>
-      <w:proofErr w:type="spellStart"/>
-      <w:proofErr w:type="gramStart"/>
+        <w:t>Authentication Containers: OU=LAB6-Users,DC=</w:t>
+      </w:r>
+      <w:proofErr w:type="spellStart"/>
       <w:r>
         <w:rPr>
           <w:rFonts w:ascii="Times New Roman" w:hAnsi="Times New Roman" w:cs="Times New Roman"/>
@@ -3720,7 +3705,6 @@
         <w:t>letrianh,DC</w:t>
       </w:r>
       <w:proofErr w:type="spellEnd"/>
-      <w:proofErr w:type="gramEnd"/>
       <w:r>
         <w:rPr>
           <w:rFonts w:ascii="Times New Roman" w:hAnsi="Times New Roman" w:cs="Times New Roman"/>
@@ -3755,19 +3739,9 @@
           <w:sz w:val="26"/>
           <w:szCs w:val="26"/>
         </w:rPr>
-        <w:t>svc_pfsense_</w:t>
-      </w:r>
-      <w:proofErr w:type="gramStart"/>
-      <w:r>
-        <w:rPr>
-          <w:rFonts w:ascii="Times New Roman" w:hAnsi="Times New Roman" w:cs="Times New Roman"/>
-          <w:sz w:val="26"/>
-          <w:szCs w:val="26"/>
-        </w:rPr>
-        <w:t>ldap,CN</w:t>
-      </w:r>
-      <w:proofErr w:type="spellEnd"/>
-      <w:proofErr w:type="gramEnd"/>
+        <w:t>svc_pfsense_ldap,CN</w:t>
+      </w:r>
+      <w:proofErr w:type="spellEnd"/>
       <w:r>
         <w:rPr>
           <w:rFonts w:ascii="Times New Roman" w:hAnsi="Times New Roman" w:cs="Times New Roman"/>
@@ -3777,7 +3751,6 @@
         <w:t>=</w:t>
       </w:r>
       <w:proofErr w:type="spellStart"/>
-      <w:proofErr w:type="gramStart"/>
       <w:r>
         <w:rPr>
           <w:rFonts w:ascii="Times New Roman" w:hAnsi="Times New Roman" w:cs="Times New Roman"/>
@@ -3787,7 +3760,6 @@
         <w:t>Users,DC</w:t>
       </w:r>
       <w:proofErr w:type="spellEnd"/>
-      <w:proofErr w:type="gramEnd"/>
       <w:r>
         <w:rPr>
           <w:rFonts w:ascii="Times New Roman" w:hAnsi="Times New Roman" w:cs="Times New Roman"/>
@@ -3797,7 +3769,6 @@
         <w:t>=</w:t>
       </w:r>
       <w:proofErr w:type="spellStart"/>
-      <w:proofErr w:type="gramStart"/>
       <w:r>
         <w:rPr>
           <w:rFonts w:ascii="Times New Roman" w:hAnsi="Times New Roman" w:cs="Times New Roman"/>
@@ -3807,7 +3778,6 @@
         <w:t>letrianh,DC</w:t>
       </w:r>
       <w:proofErr w:type="spellEnd"/>
-      <w:proofErr w:type="gramEnd"/>
       <w:r>
         <w:rPr>
           <w:rFonts w:ascii="Times New Roman" w:hAnsi="Times New Roman" w:cs="Times New Roman"/>
@@ -4119,7 +4089,7 @@
                     <pic:cNvPicPr/>
                   </pic:nvPicPr>
                   <pic:blipFill>
-                    <a:blip r:embed="rId8"/>
+                    <a:blip r:embed="rId10"/>
                     <a:stretch>
                       <a:fillRect/>
                     </a:stretch>
@@ -4382,25 +4352,7 @@
           <w:sz w:val="26"/>
           <w:szCs w:val="26"/>
         </w:rPr>
-        <w:t xml:space="preserve"> 3: Authentication Method: Use an </w:t>
-      </w:r>
-      <w:proofErr w:type="gramStart"/>
-      <w:r>
-        <w:rPr>
-          <w:rFonts w:ascii="Times New Roman" w:hAnsi="Times New Roman" w:cs="Times New Roman"/>
-          <w:sz w:val="26"/>
-          <w:szCs w:val="26"/>
-        </w:rPr>
-        <w:t>Authentication</w:t>
-      </w:r>
-      <w:proofErr w:type="gramEnd"/>
-      <w:r>
-        <w:rPr>
-          <w:rFonts w:ascii="Times New Roman" w:hAnsi="Times New Roman" w:cs="Times New Roman"/>
-          <w:sz w:val="26"/>
-          <w:szCs w:val="26"/>
-        </w:rPr>
-        <w:t xml:space="preserve"> backend.</w:t>
+        <w:t xml:space="preserve"> 3: Authentication Method: Use an Authentication backend.</w:t>
       </w:r>
     </w:p>
     <w:p>
@@ -4916,7 +4868,7 @@
                     <pic:cNvPicPr/>
                   </pic:nvPicPr>
                   <pic:blipFill>
-                    <a:blip r:embed="rId9"/>
+                    <a:blip r:embed="rId11"/>
                     <a:stretch>
                       <a:fillRect/>
                     </a:stretch>
@@ -5265,7 +5217,7 @@
                     <pic:cNvPicPr/>
                   </pic:nvPicPr>
                   <pic:blipFill>
-                    <a:blip r:embed="rId10"/>
+                    <a:blip r:embed="rId12"/>
                     <a:stretch>
                       <a:fillRect/>
                     </a:stretch>
@@ -5663,7 +5615,7 @@
                     <pic:cNvPicPr/>
                   </pic:nvPicPr>
                   <pic:blipFill>
-                    <a:blip r:embed="rId11"/>
+                    <a:blip r:embed="rId13"/>
                     <a:stretch>
                       <a:fillRect/>
                     </a:stretch>
@@ -6044,7 +5996,7 @@
                     <pic:cNvPicPr/>
                   </pic:nvPicPr>
                   <pic:blipFill>
-                    <a:blip r:embed="rId12"/>
+                    <a:blip r:embed="rId14"/>
                     <a:stretch>
                       <a:fillRect/>
                     </a:stretch>
@@ -6272,7 +6224,7 @@
                     <pic:cNvPicPr/>
                   </pic:nvPicPr>
                   <pic:blipFill>
-                    <a:blip r:embed="rId13"/>
+                    <a:blip r:embed="rId15"/>
                     <a:stretch>
                       <a:fillRect/>
                     </a:stretch>
@@ -6601,7 +6553,7 @@
                     <pic:cNvPicPr/>
                   </pic:nvPicPr>
                   <pic:blipFill>
-                    <a:blip r:embed="rId14"/>
+                    <a:blip r:embed="rId16"/>
                     <a:stretch>
                       <a:fillRect/>
                     </a:stretch>
@@ -6829,7 +6781,7 @@
                     <pic:cNvPicPr/>
                   </pic:nvPicPr>
                   <pic:blipFill>
-                    <a:blip r:embed="rId15"/>
+                    <a:blip r:embed="rId17"/>
                     <a:stretch>
                       <a:fillRect/>
                     </a:stretch>
@@ -7190,7 +7142,7 @@
                     <pic:cNvPicPr/>
                   </pic:nvPicPr>
                   <pic:blipFill>
-                    <a:blip r:embed="rId16"/>
+                    <a:blip r:embed="rId18"/>
                     <a:stretch>
                       <a:fillRect/>
                     </a:stretch>
@@ -7579,7 +7531,7 @@
                     <pic:cNvPicPr/>
                   </pic:nvPicPr>
                   <pic:blipFill>
-                    <a:blip r:embed="rId17"/>
+                    <a:blip r:embed="rId19"/>
                     <a:stretch>
                       <a:fillRect/>
                     </a:stretch>
@@ -7634,7 +7586,7 @@
                     <pic:cNvPicPr/>
                   </pic:nvPicPr>
                   <pic:blipFill>
-                    <a:blip r:embed="rId18"/>
+                    <a:blip r:embed="rId20"/>
                     <a:stretch>
                       <a:fillRect/>
                     </a:stretch>
@@ -8017,7 +7969,7 @@
                     <pic:cNvPicPr/>
                   </pic:nvPicPr>
                   <pic:blipFill>
-                    <a:blip r:embed="rId19"/>
+                    <a:blip r:embed="rId21"/>
                     <a:stretch>
                       <a:fillRect/>
                     </a:stretch>
@@ -8282,7 +8234,7 @@
                     <pic:cNvPicPr/>
                   </pic:nvPicPr>
                   <pic:blipFill>
-                    <a:blip r:embed="rId20"/>
+                    <a:blip r:embed="rId22"/>
                     <a:stretch>
                       <a:fillRect/>
                     </a:stretch>
@@ -8337,7 +8289,7 @@
                     <pic:cNvPicPr/>
                   </pic:nvPicPr>
                   <pic:blipFill>
-                    <a:blip r:embed="rId21"/>
+                    <a:blip r:embed="rId23"/>
                     <a:stretch>
                       <a:fillRect/>
                     </a:stretch>
@@ -8893,7 +8845,7 @@
                     <pic:cNvPicPr/>
                   </pic:nvPicPr>
                   <pic:blipFill>
-                    <a:blip r:embed="rId22"/>
+                    <a:blip r:embed="rId24"/>
                     <a:stretch>
                       <a:fillRect/>
                     </a:stretch>
@@ -9166,7 +9118,7 @@
                     <pic:cNvPicPr/>
                   </pic:nvPicPr>
                   <pic:blipFill>
-                    <a:blip r:embed="rId23"/>
+                    <a:blip r:embed="rId25"/>
                     <a:stretch>
                       <a:fillRect/>
                     </a:stretch>
@@ -9220,7 +9172,7 @@
                     <pic:cNvPicPr/>
                   </pic:nvPicPr>
                   <pic:blipFill>
-                    <a:blip r:embed="rId24"/>
+                    <a:blip r:embed="rId26"/>
                     <a:stretch>
                       <a:fillRect/>
                     </a:stretch>
